--- a/resources/document-templates/doc6-startup-growth-strategy-template.docx
+++ b/resources/document-templates/doc6-startup-growth-strategy-template.docx
@@ -1459,6 +1459,19 @@
           <w:szCs w:val="24"/>
         </w:rPr>
       </w:pPr>
+    </w:p>
+    <w:p>
+      <w:pPr>
+        <w:spacing w:after="0"/>
+        <w:jc w:val="both"/>
+        <w:rPr>
+          <w:rFonts w:ascii="Times New Roman" w:hAnsi="Times New Roman"/>
+          <w:b/>
+          <w:bCs/>
+          <w:sz w:val="24"/>
+          <w:szCs w:val="24"/>
+        </w:rPr>
+      </w:pPr>
       <w:r>
         <w:rPr>
           <w:rFonts w:ascii="Times New Roman" w:hAnsi="Times New Roman"/>
@@ -1467,7 +1480,15 @@
           <w:sz w:val="24"/>
           <w:szCs w:val="24"/>
         </w:rPr>
-        <w:t>Prepared By:</w:t>
+        <w:t xml:space="preserve">${prepared_by_label}</w:t>
+      </w:r>
+    </w:p>
+    <w:p>
+      <w:pPr>
+        <w:spacing w:after="0"/>
+      </w:pPr>
+      <w:r>
+        <w:t>${sig_prep_1}</w:t>
       </w:r>
     </w:p>
     <w:p>
@@ -1533,6 +1554,22 @@
     <w:p>
       <w:pPr>
         <w:spacing w:after="0"/>
+      </w:pPr>
+      <w:r>
+        <w:t>${/sig_prep_1}</w:t>
+      </w:r>
+    </w:p>
+    <w:p>
+      <w:pPr>
+        <w:spacing w:after="0"/>
+      </w:pPr>
+      <w:r>
+        <w:t>${sig_prep_2}</w:t>
+      </w:r>
+    </w:p>
+    <w:p>
+      <w:pPr>
+        <w:spacing w:after="0"/>
         <w:jc w:val="both"/>
         <w:rPr>
           <w:rFonts w:ascii="Times New Roman" w:hAnsi="Times New Roman"/>
@@ -1588,6 +1625,22 @@
     <w:p>
       <w:pPr>
         <w:spacing w:after="0"/>
+      </w:pPr>
+      <w:r>
+        <w:t>${/sig_prep_2}</w:t>
+      </w:r>
+    </w:p>
+    <w:p>
+      <w:pPr>
+        <w:spacing w:after="0"/>
+      </w:pPr>
+      <w:r>
+        <w:t>${sig_prep_3}</w:t>
+      </w:r>
+    </w:p>
+    <w:p>
+      <w:pPr>
+        <w:spacing w:after="0"/>
         <w:jc w:val="both"/>
         <w:rPr>
           <w:rFonts w:ascii="Times New Roman" w:hAnsi="Times New Roman"/>
@@ -1643,6 +1696,14 @@
     <w:p>
       <w:pPr>
         <w:spacing w:after="0"/>
+      </w:pPr>
+      <w:r>
+        <w:t>${/sig_prep_3}</w:t>
+      </w:r>
+    </w:p>
+    <w:p>
+      <w:pPr>
+        <w:spacing w:after="0"/>
         <w:ind w:left="6480"/>
         <w:jc w:val="both"/>
         <w:rPr>
@@ -1661,7 +1722,7 @@
           <w:sz w:val="24"/>
           <w:szCs w:val="24"/>
         </w:rPr>
-        <w:t>Noted By:</w:t>
+        <w:t xml:space="preserve">${noted_by_label}</w:t>
       </w:r>
     </w:p>
     <w:p>

--- a/resources/document-templates/doc6-startup-growth-strategy-template.docx
+++ b/resources/document-templates/doc6-startup-growth-strategy-template.docx
@@ -1704,8 +1704,8 @@
     <w:p>
       <w:pPr>
         <w:spacing w:after="0"/>
-        <w:ind w:left="6480"/>
-        <w:jc w:val="both"/>
+        <w:ind w:left="3270"/>
+        <w:jc w:val="left"/>
         <w:rPr>
           <w:rFonts w:ascii="Times New Roman" w:hAnsi="Times New Roman"/>
           <w:b/>
@@ -1743,8 +1743,8 @@
     <w:p>
       <w:pPr>
         <w:spacing w:after="0"/>
-        <w:ind w:left="6480"/>
-        <w:jc w:val="both"/>
+        <w:ind w:left="3270"/>
+        <w:jc w:val="left"/>
         <w:rPr>
           <w:rFonts w:ascii="Times New Roman" w:hAnsi="Times New Roman"/>
           <w:b/>
@@ -1769,8 +1769,8 @@
     <w:p>
       <w:pPr>
         <w:spacing w:after="0"/>
-        <w:ind w:left="6480"/>
-        <w:jc w:val="both"/>
+        <w:ind w:left="3270"/>
+        <w:jc w:val="left"/>
         <w:rPr>
           <w:rFonts w:ascii="Times New Roman" w:hAnsi="Times New Roman"/>
           <w:b/>

--- a/resources/document-templates/doc6-startup-growth-strategy-template.docx
+++ b/resources/document-templates/doc6-startup-growth-strategy-template.docx
@@ -1545,6 +1545,8 @@
       <w:r>
         <w:rPr>
           <w:rFonts w:ascii="Times New Roman" w:hAnsi="Times New Roman"/>
+          <w:i/>
+          <w:iCs/>
           <w:sz w:val="24"/>
           <w:szCs w:val="24"/>
         </w:rPr>
@@ -1616,6 +1618,8 @@
       <w:r>
         <w:rPr>
           <w:rFonts w:ascii="Times New Roman" w:hAnsi="Times New Roman"/>
+          <w:i/>
+          <w:iCs/>
           <w:sz w:val="24"/>
           <w:szCs w:val="24"/>
         </w:rPr>
@@ -1687,6 +1691,8 @@
       <w:r>
         <w:rPr>
           <w:rFonts w:ascii="Times New Roman" w:hAnsi="Times New Roman"/>
+          <w:i/>
+          <w:iCs/>
           <w:sz w:val="24"/>
           <w:szCs w:val="24"/>
         </w:rPr>
@@ -1783,6 +1789,8 @@
       <w:r>
         <w:rPr>
           <w:rFonts w:ascii="Times New Roman" w:hAnsi="Times New Roman"/>
+          <w:i/>
+          <w:iCs/>
           <w:sz w:val="24"/>
           <w:szCs w:val="24"/>
         </w:rPr>

--- a/resources/document-templates/doc6-startup-growth-strategy-template.docx
+++ b/resources/document-templates/doc6-startup-growth-strategy-template.docx
@@ -1466,8 +1466,6 @@
         <w:jc w:val="both"/>
         <w:rPr>
           <w:rFonts w:ascii="Times New Roman" w:hAnsi="Times New Roman"/>
-          <w:b/>
-          <w:bCs/>
           <w:sz w:val="24"/>
           <w:szCs w:val="24"/>
         </w:rPr>
@@ -1475,12 +1473,10 @@
       <w:r>
         <w:rPr>
           <w:rFonts w:ascii="Times New Roman" w:hAnsi="Times New Roman"/>
-          <w:b/>
-          <w:bCs/>
           <w:sz w:val="24"/>
           <w:szCs w:val="24"/>
         </w:rPr>
-        <w:t xml:space="preserve">${prepared_by_label}</w:t>
+        <w:t>${prepared_by_label}</w:t>
       </w:r>
     </w:p>
     <w:p>
@@ -1711,11 +1707,8 @@
       <w:pPr>
         <w:spacing w:after="0"/>
         <w:ind w:left="3270"/>
-        <w:jc w:val="left"/>
         <w:rPr>
           <w:rFonts w:ascii="Times New Roman" w:hAnsi="Times New Roman"/>
-          <w:b/>
-          <w:bCs/>
           <w:sz w:val="24"/>
           <w:szCs w:val="24"/>
         </w:rPr>
@@ -1723,12 +1716,10 @@
       <w:r>
         <w:rPr>
           <w:rFonts w:ascii="Times New Roman" w:hAnsi="Times New Roman"/>
-          <w:b/>
-          <w:bCs/>
           <w:sz w:val="24"/>
           <w:szCs w:val="24"/>
         </w:rPr>
-        <w:t xml:space="preserve">${noted_by_label}</w:t>
+        <w:t>${noted_by_label}</w:t>
       </w:r>
     </w:p>
     <w:p>
@@ -1750,7 +1741,6 @@
       <w:pPr>
         <w:spacing w:after="0"/>
         <w:ind w:left="3270"/>
-        <w:jc w:val="left"/>
         <w:rPr>
           <w:rFonts w:ascii="Times New Roman" w:hAnsi="Times New Roman"/>
           <w:b/>
@@ -1776,7 +1766,6 @@
       <w:pPr>
         <w:spacing w:after="0"/>
         <w:ind w:left="3270"/>
-        <w:jc w:val="left"/>
         <w:rPr>
           <w:rFonts w:ascii="Times New Roman" w:hAnsi="Times New Roman"/>
           <w:b/>
@@ -1794,6 +1783,7 @@
           <w:sz w:val="24"/>
           <w:szCs w:val="24"/>
         </w:rPr>
+        <w:lastRenderedPageBreak/>
         <w:t>${noted_by_position}</w:t>
       </w:r>
     </w:p>
@@ -8960,19 +8950,16 @@
 </file>
 
 <file path=customXml/item1.xml><?xml version="1.0" encoding="utf-8"?>
-<?mso-contentType ?>
-<FormTemplates xmlns="http://schemas.microsoft.com/sharepoint/v3/contenttype/forms">
-  <Display>DocumentLibraryForm</Display>
-  <Edit>DocumentLibraryForm</Edit>
-  <New>DocumentLibraryForm</New>
-</FormTemplates>
+<p:properties xmlns:p="http://schemas.microsoft.com/office/2006/metadata/properties" xmlns:xsi="http://www.w3.org/2001/XMLSchema-instance" xmlns:pc="http://schemas.microsoft.com/office/infopath/2007/PartnerControls">
+  <documentManagement>
+    <lcf76f155ced4ddcb4097134ff3c332f xmlns="3eb70eef-0276-44fc-bfbe-a8ec26fe024c">
+      <Terms xmlns="http://schemas.microsoft.com/office/infopath/2007/PartnerControls"/>
+    </lcf76f155ced4ddcb4097134ff3c332f>
+  </documentManagement>
+</p:properties>
 </file>
 
 <file path=customXml/item2.xml><?xml version="1.0" encoding="utf-8"?>
-<b:Sources xmlns:b="http://schemas.openxmlformats.org/officeDocument/2006/bibliography" xmlns="http://schemas.openxmlformats.org/officeDocument/2006/bibliography" SelectedStyle="\APA.XSL" StyleName="APA"/>
-</file>
-
-<file path=customXml/item3.xml><?xml version="1.0" encoding="utf-8"?>
 <ct:contentTypeSchema xmlns:ct="http://schemas.microsoft.com/office/2006/metadata/contentType" xmlns:ma="http://schemas.microsoft.com/office/2006/metadata/properties/metaAttributes" ct:_="" ma:_="" ma:contentTypeName="Document" ma:contentTypeID="0x010100284C20252FB83D4990DDE337F2298EA8" ma:contentTypeVersion="11" ma:contentTypeDescription="Create a new document." ma:contentTypeScope="" ma:versionID="2a58c6aa86b2961e42ead1e4bd750d82">
   <xsd:schema xmlns:xsd="http://www.w3.org/2001/XMLSchema" xmlns:xs="http://www.w3.org/2001/XMLSchema" xmlns:p="http://schemas.microsoft.com/office/2006/metadata/properties" xmlns:ns2="3eb70eef-0276-44fc-bfbe-a8ec26fe024c" targetNamespace="http://schemas.microsoft.com/office/2006/metadata/properties" ma:root="true" ma:fieldsID="e6d7b9b50d1fae1123554066672d30be" ns2:_="">
     <xsd:import namespace="3eb70eef-0276-44fc-bfbe-a8ec26fe024c"/>
@@ -9156,33 +9143,30 @@
 </ct:contentTypeSchema>
 </file>
 
+<file path=customXml/item3.xml><?xml version="1.0" encoding="utf-8"?>
+<b:Sources xmlns:b="http://schemas.openxmlformats.org/officeDocument/2006/bibliography" xmlns="http://schemas.openxmlformats.org/officeDocument/2006/bibliography" SelectedStyle="\APA.XSL" StyleName="APA"/>
+</file>
+
 <file path=customXml/item4.xml><?xml version="1.0" encoding="utf-8"?>
-<p:properties xmlns:p="http://schemas.microsoft.com/office/2006/metadata/properties" xmlns:xsi="http://www.w3.org/2001/XMLSchema-instance" xmlns:pc="http://schemas.microsoft.com/office/infopath/2007/PartnerControls">
-  <documentManagement>
-    <lcf76f155ced4ddcb4097134ff3c332f xmlns="3eb70eef-0276-44fc-bfbe-a8ec26fe024c">
-      <Terms xmlns="http://schemas.microsoft.com/office/infopath/2007/PartnerControls"/>
-    </lcf76f155ced4ddcb4097134ff3c332f>
-  </documentManagement>
-</p:properties>
+<?mso-contentType ?>
+<FormTemplates xmlns="http://schemas.microsoft.com/sharepoint/v3/contenttype/forms">
+  <Display>DocumentLibraryForm</Display>
+  <Edit>DocumentLibraryForm</Edit>
+  <New>DocumentLibraryForm</New>
+</FormTemplates>
 </file>
 
 <file path=customXml/itemProps1.xml><?xml version="1.0" encoding="utf-8"?>
-<ds:datastoreItem xmlns:ds="http://schemas.openxmlformats.org/officeDocument/2006/customXml" ds:itemID="{61BD9ED1-A9B4-4794-B104-AAD4BAB05571}">
+<ds:datastoreItem xmlns:ds="http://schemas.openxmlformats.org/officeDocument/2006/customXml" ds:itemID="{96A5E416-AE24-4EF4-AF95-DFF04B96F3A2}">
   <ds:schemaRefs>
-    <ds:schemaRef ds:uri="http://schemas.microsoft.com/sharepoint/v3/contenttype/forms"/>
+    <ds:schemaRef ds:uri="http://schemas.microsoft.com/office/2006/metadata/properties"/>
+    <ds:schemaRef ds:uri="http://schemas.microsoft.com/office/infopath/2007/PartnerControls"/>
+    <ds:schemaRef ds:uri="3eb70eef-0276-44fc-bfbe-a8ec26fe024c"/>
   </ds:schemaRefs>
 </ds:datastoreItem>
 </file>
 
 <file path=customXml/itemProps2.xml><?xml version="1.0" encoding="utf-8"?>
-<ds:datastoreItem xmlns:ds="http://schemas.openxmlformats.org/officeDocument/2006/customXml" ds:itemID="{C2B634AC-2E18-4FC6-BB24-814E93410D2C}">
-  <ds:schemaRefs>
-    <ds:schemaRef ds:uri="http://schemas.openxmlformats.org/officeDocument/2006/bibliography"/>
-  </ds:schemaRefs>
-</ds:datastoreItem>
-</file>
-
-<file path=customXml/itemProps3.xml><?xml version="1.0" encoding="utf-8"?>
 <ds:datastoreItem xmlns:ds="http://schemas.openxmlformats.org/officeDocument/2006/customXml" ds:itemID="{6F92F7A3-7D08-4937-8B16-A1AA545CC51D}">
   <ds:schemaRefs>
     <ds:schemaRef ds:uri="http://schemas.microsoft.com/office/2006/metadata/contentType"/>
@@ -9200,12 +9184,18 @@
 </ds:datastoreItem>
 </file>
 
+<file path=customXml/itemProps3.xml><?xml version="1.0" encoding="utf-8"?>
+<ds:datastoreItem xmlns:ds="http://schemas.openxmlformats.org/officeDocument/2006/customXml" ds:itemID="{C2B634AC-2E18-4FC6-BB24-814E93410D2C}">
+  <ds:schemaRefs>
+    <ds:schemaRef ds:uri="http://schemas.openxmlformats.org/officeDocument/2006/bibliography"/>
+  </ds:schemaRefs>
+</ds:datastoreItem>
+</file>
+
 <file path=customXml/itemProps4.xml><?xml version="1.0" encoding="utf-8"?>
-<ds:datastoreItem xmlns:ds="http://schemas.openxmlformats.org/officeDocument/2006/customXml" ds:itemID="{96A5E416-AE24-4EF4-AF95-DFF04B96F3A2}">
+<ds:datastoreItem xmlns:ds="http://schemas.openxmlformats.org/officeDocument/2006/customXml" ds:itemID="{61BD9ED1-A9B4-4794-B104-AAD4BAB05571}">
   <ds:schemaRefs>
-    <ds:schemaRef ds:uri="http://schemas.microsoft.com/office/2006/metadata/properties"/>
-    <ds:schemaRef ds:uri="http://schemas.microsoft.com/office/infopath/2007/PartnerControls"/>
-    <ds:schemaRef ds:uri="3eb70eef-0276-44fc-bfbe-a8ec26fe024c"/>
+    <ds:schemaRef ds:uri="http://schemas.microsoft.com/sharepoint/v3/contenttype/forms"/>
   </ds:schemaRefs>
 </ds:datastoreItem>
 </file>
--- a/resources/document-templates/doc6-startup-growth-strategy-template.docx
+++ b/resources/document-templates/doc6-startup-growth-strategy-template.docx
@@ -1462,8 +1462,9 @@
     </w:p>
     <w:p>
       <w:pPr>
+        <w:keepNext/>
         <w:spacing w:after="0"/>
-        <w:jc w:val="both"/>
+        <w:jc w:val="left"/>
         <w:rPr>
           <w:rFonts w:ascii="Times New Roman" w:hAnsi="Times New Roman"/>
           <w:sz w:val="24"/>
@@ -1481,6 +1482,7 @@
     </w:p>
     <w:p>
       <w:pPr>
+        <w:keepNext/>
         <w:spacing w:after="0"/>
       </w:pPr>
       <w:r>
@@ -1489,6 +1491,7 @@
     </w:p>
     <w:p>
       <w:pPr>
+        <w:keepNext/>
         <w:spacing w:after="0"/>
         <w:jc w:val="both"/>
         <w:rPr>
@@ -1502,8 +1505,9 @@
     </w:p>
     <w:p>
       <w:pPr>
+        <w:keepNext/>
         <w:spacing w:after="0"/>
-        <w:jc w:val="both"/>
+        <w:jc w:val="left"/>
         <w:rPr>
           <w:rFonts w:ascii="Times New Roman" w:hAnsi="Times New Roman"/>
           <w:b/>
@@ -1528,7 +1532,7 @@
     <w:p>
       <w:pPr>
         <w:spacing w:after="0"/>
-        <w:jc w:val="both"/>
+        <w:jc w:val="left"/>
         <w:rPr>
           <w:rFonts w:ascii="Times New Roman" w:hAnsi="Times New Roman"/>
           <w:b/>
@@ -1579,7 +1583,7 @@
     <w:p>
       <w:pPr>
         <w:spacing w:after="0"/>
-        <w:jc w:val="both"/>
+        <w:jc w:val="left"/>
         <w:rPr>
           <w:rFonts w:ascii="Times New Roman" w:hAnsi="Times New Roman"/>
           <w:b/>
@@ -1604,7 +1608,7 @@
     <w:p>
       <w:pPr>
         <w:spacing w:after="0"/>
-        <w:jc w:val="both"/>
+        <w:jc w:val="left"/>
         <w:rPr>
           <w:rFonts w:ascii="Times New Roman" w:hAnsi="Times New Roman"/>
           <w:sz w:val="24"/>
@@ -1652,7 +1656,7 @@
     <w:p>
       <w:pPr>
         <w:spacing w:after="0"/>
-        <w:jc w:val="both"/>
+        <w:jc w:val="left"/>
         <w:rPr>
           <w:rFonts w:ascii="Times New Roman" w:hAnsi="Times New Roman"/>
           <w:b/>
@@ -1677,7 +1681,7 @@
     <w:p>
       <w:pPr>
         <w:spacing w:after="0"/>
-        <w:jc w:val="both"/>
+        <w:jc w:val="left"/>
         <w:rPr>
           <w:rFonts w:ascii="Times New Roman" w:hAnsi="Times New Roman"/>
           <w:sz w:val="24"/>
@@ -1705,6 +1709,7 @@
     </w:p>
     <w:p>
       <w:pPr>
+        <w:keepNext/>
         <w:spacing w:after="0"/>
         <w:ind w:left="3270"/>
         <w:rPr>
@@ -1724,6 +1729,7 @@
     </w:p>
     <w:p>
       <w:pPr>
+        <w:keepNext/>
         <w:spacing w:after="0"/>
         <w:ind w:left="6480"/>
         <w:jc w:val="both"/>
@@ -1739,6 +1745,7 @@
     </w:p>
     <w:p>
       <w:pPr>
+        <w:keepNext/>
         <w:spacing w:after="0"/>
         <w:ind w:left="3270"/>
         <w:rPr>
@@ -2163,7 +2170,7 @@
             <wp:posOffset>3766185</wp:posOffset>
           </wp:positionH>
           <wp:positionV relativeFrom="page">
-            <wp:posOffset>11543030</wp:posOffset>
+            <wp:align>bottom</wp:align>
           </wp:positionV>
           <wp:extent cx="2560320" cy="1036320"/>
           <wp:effectExtent l="0" t="0" r="9525" b="6350"/>
